--- a/docs/Короткие_инструкции/docx/A1_Развёртывание_репозитория_с_ПО_для_jetbot_mirea.docx
+++ b/docs/Короткие_инструкции/docx/A1_Развёртывание_репозитория_с_ПО_для_jetbot_mirea.docx
@@ -600,8 +600,6 @@
           <w:lang w:val="ru-RU"/>
         </w:rPr>
       </w:pPr>
-      <w:bookmarkStart w:id="1" w:name="_GoBack"/>
-      <w:bookmarkEnd w:id="1"/>
       <w:r>
         <w:rPr>
           <w:rFonts w:hint="default"/>
@@ -698,7 +696,24 @@
           <w:rFonts w:hint="default"/>
           <w:lang w:val="ru-RU"/>
         </w:rPr>
-        <w:t>./install_dependensies_jetbot.bash   # Во время установки будет запрошен пароль sudo</w:t>
+        <w:t xml:space="preserve">./install_dependensies_jetbot.bash  </w:t>
+      </w:r>
+    </w:p>
+    <w:p>
+      <w:pPr>
+        <w:pStyle w:val="20"/>
+        <w:bidi w:val="0"/>
+        <w:rPr>
+          <w:rFonts w:hint="default"/>
+          <w:lang w:val="ru-RU"/>
+        </w:rPr>
+      </w:pPr>
+      <w:r>
+        <w:rPr>
+          <w:rFonts w:hint="default"/>
+          <w:lang w:val="ru-RU"/>
+        </w:rPr>
+        <w:t># Во время установки будет запрошен пароль sudo</w:t>
       </w:r>
     </w:p>
     <w:p>
@@ -803,7 +818,24 @@
           <w:rFonts w:hint="default"/>
           <w:lang w:val="ru-RU"/>
         </w:rPr>
-        <w:t>./install_dependensies_host.bash     # Во время установки будет запрошен пароль sudo</w:t>
+        <w:t>./install_dependensies_host.bash</w:t>
+      </w:r>
+    </w:p>
+    <w:p>
+      <w:pPr>
+        <w:pStyle w:val="20"/>
+        <w:bidi w:val="0"/>
+        <w:rPr>
+          <w:rFonts w:hint="default"/>
+          <w:lang w:val="ru-RU"/>
+        </w:rPr>
+      </w:pPr>
+      <w:r>
+        <w:rPr>
+          <w:rFonts w:hint="default"/>
+          <w:lang w:val="ru-RU"/>
+        </w:rPr>
+        <w:t># Во время установки будет запрошен пароль sudo</w:t>
       </w:r>
     </w:p>
     <w:p>
@@ -1328,7 +1360,18 @@
           <w:szCs w:val="18"/>
           <w:lang w:val="en-US"/>
         </w:rPr>
-        <w:t>grep -qxF "$line_to_add" ~/.bashrc || echo "$line_to_add" &gt;&gt;</w:t>
+        <w:t>grep -qxF "$line_to_add" ~/.bashrc || echo "$line_to_</w:t>
+      </w:r>
+      <w:bookmarkStart w:id="1" w:name="_GoBack"/>
+      <w:bookmarkEnd w:id="1"/>
+      <w:r>
+        <w:rPr>
+          <w:rFonts w:hint="default"/>
+          <w:sz w:val="21"/>
+          <w:szCs w:val="18"/>
+          <w:lang w:val="en-US"/>
+        </w:rPr>
+        <w:t>add" &gt;&gt;</w:t>
       </w:r>
       <w:r>
         <w:rPr>
@@ -2305,7 +2348,7 @@
         </mc:Choice>
         <mc:Fallback>
           <w:pict>
-            <v:shape id="_x0000_s1026" o:spid="_x0000_s1026" o:spt="202" type="#_x0000_t202" style="position:absolute;left:0pt;margin-top:0pt;height:144pt;width:144pt;mso-position-horizontal:center;mso-position-horizontal-relative:margin;mso-wrap-style:none;z-index:251659264;mso-width-relative:page;mso-height-relative:page;" filled="f" stroked="f" coordsize="21600,21600" o:gfxdata="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">
+            <v:shape id="_x0000_s1026" o:spid="_x0000_s1026" o:spt="202" type="#_x0000_t202" style="position:absolute;left:0pt;margin-top:0pt;height:144pt;width:144pt;mso-position-horizontal:center;mso-position-horizontal-relative:margin;mso-wrap-style:none;z-index:251659264;mso-width-relative:page;mso-height-relative:page;" filled="f" stroked="f" coordsize="21600,21600" o:gfxdata="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">
               <v:fill on="f" focussize="0,0"/>
               <v:stroke on="f" weight="0.5pt"/>
               <v:imagedata o:title=""/>
@@ -3389,9 +3432,7 @@
 
 <file path=customXml/item1.xml><?xml version="1.0" encoding="utf-8"?>
 <s:customData xmlns="http://www.wps.cn/officeDocument/2013/wpsCustomData" xmlns:s="http://www.wps.cn/officeDocument/2013/wpsCustomData">
-  <customSectProps>
-    <customSectPr/>
-  </customSectProps>
+  <customSectProps/>
   <customShpExts>
     <customShpInfo spid="_x0000_s1026" textRotate="1"/>
   </customShpExts>
